--- a/assets/downloads/simulation-2/postsimulation-activity-1-review.docx
+++ b/assets/downloads/simulation-2/postsimulation-activity-1-review.docx
@@ -1,56 +1,52 @@
 
 <file path=word/document.xml><?xml version="1.0" encoding="utf-8"?>
-<w:document xmlns:wpc="http://schemas.microsoft.com/office/word/2010/wordprocessingCanvas" xmlns:cx="http://schemas.microsoft.com/office/drawing/2014/chartex" xmlns:cx1="http://schemas.microsoft.com/office/drawing/2015/9/8/chartex" xmlns:cx2="http://schemas.microsoft.com/office/drawing/2015/10/21/chartex" xmlns:cx3="http://schemas.microsoft.com/office/drawing/2016/5/9/chartex" xmlns:cx4="http://schemas.microsoft.com/office/drawing/2016/5/10/chartex" xmlns:cx5="http://schemas.microsoft.com/office/drawing/2016/5/11/chartex" xmlns:cx6="http://schemas.microsoft.com/office/drawing/2016/5/12/chartex" xmlns:cx7="http://schemas.microsoft.com/office/drawing/2016/5/13/chartex" xmlns:cx8="http://schemas.microsoft.com/office/drawing/2016/5/14/chartex" xmlns:mc="http://schemas.openxmlformats.org/markup-compatibility/2006" xmlns:aink="http://schemas.microsoft.com/office/drawing/2016/ink" xmlns:am3d="http://schemas.microsoft.com/office/drawing/2017/model3d" xmlns:o="urn:schemas-microsoft-com:office:office" xmlns:oel="http://schemas.microsoft.com/office/2019/extlst" xmlns:r="http://schemas.openxmlformats.org/officeDocument/2006/relationships" xmlns:m="http://schemas.openxmlformats.org/officeDocument/2006/math" xmlns:v="urn:schemas-microsoft-com:vml" xmlns:wp14="http://schemas.microsoft.com/office/word/2010/wordprocessingDrawing" xmlns:wp="http://schemas.openxmlformats.org/drawingml/2006/wordprocessingDrawing" xmlns:w10="urn:schemas-microsoft-com:office:word" xmlns:w="http://schemas.openxmlformats.org/wordprocessingml/2006/main" xmlns:w14="http://schemas.microsoft.com/office/word/2010/wordml" xmlns:w15="http://schemas.microsoft.com/office/word/2012/wordml" xmlns:w16cex="http://schemas.microsoft.com/office/word/2018/wordml/cex" xmlns:w16cid="http://schemas.microsoft.com/office/word/2016/wordml/cid" xmlns:w16="http://schemas.microsoft.com/office/word/2018/wordml" xmlns:w16du="http://schemas.microsoft.com/office/word/2023/wordml/word16du" xmlns:w16sdtdh="http://schemas.microsoft.com/office/word/2020/wordml/sdtdatahash" xmlns:w16sdtfl="http://schemas.microsoft.com/office/word/2024/wordml/sdtformatlock" xmlns:w16se="http://schemas.microsoft.com/office/word/2015/wordml/symex" xmlns:wpg="http://schemas.microsoft.com/office/word/2010/wordprocessingGroup" xmlns:wpi="http://schemas.microsoft.com/office/word/2010/wordprocessingInk" xmlns:wne="http://schemas.microsoft.com/office/word/2006/wordml" xmlns:wps="http://schemas.microsoft.com/office/word/2010/wordprocessingShape" mc:Ignorable="w14 w15 w16se w16cid w16 w16cex w16sdtdh w16sdtfl w16du wp14">
+<w:document xmlns:wpc="http://schemas.microsoft.com/office/word/2010/wordprocessingCanvas" xmlns:cx="http://schemas.microsoft.com/office/drawing/2014/chartex" xmlns:cx1="http://schemas.microsoft.com/office/drawing/2015/9/8/chartex" xmlns:cx2="http://schemas.microsoft.com/office/drawing/2015/10/21/chartex" xmlns:cx3="http://schemas.microsoft.com/office/drawing/2016/5/9/chartex" xmlns:cx4="http://schemas.microsoft.com/office/drawing/2016/5/10/chartex" xmlns:cx5="http://schemas.microsoft.com/office/drawing/2016/5/11/chartex" xmlns:cx6="http://schemas.microsoft.com/office/drawing/2016/5/12/chartex" xmlns:cx7="http://schemas.microsoft.com/office/drawing/2016/5/13/chartex" xmlns:cx8="http://schemas.microsoft.com/office/drawing/2016/5/14/chartex" xmlns:mc="http://schemas.openxmlformats.org/markup-compatibility/2006" xmlns:aink="http://schemas.microsoft.com/office/drawing/2016/ink" xmlns:am3d="http://schemas.microsoft.com/office/drawing/2017/model3d" xmlns:o="urn:schemas-microsoft-com:office:office" xmlns:oel="http://schemas.microsoft.com/office/2019/extlst" xmlns:r="http://schemas.openxmlformats.org/officeDocument/2006/relationships" xmlns:m="http://schemas.openxmlformats.org/officeDocument/2006/math" xmlns:v="urn:schemas-microsoft-com:vml" xmlns:wp14="http://schemas.microsoft.com/office/word/2010/wordprocessingDrawing" xmlns:wp="http://schemas.openxmlformats.org/drawingml/2006/wordprocessingDrawing" xmlns:w10="urn:schemas-microsoft-com:office:word" xmlns:w="http://schemas.openxmlformats.org/wordprocessingml/2006/main" xmlns:w14="http://schemas.microsoft.com/office/word/2010/wordml" xmlns:w15="http://schemas.microsoft.com/office/word/2012/wordml" xmlns:w16cei="http://schemas.microsoft.com/office/word/2026/wordml/cei" xmlns:w16cex="http://schemas.microsoft.com/office/word/2018/wordml/cex" xmlns:w16cid="http://schemas.microsoft.com/office/word/2016/wordml/cid" xmlns:w16="http://schemas.microsoft.com/office/word/2018/wordml" xmlns:w16du="http://schemas.microsoft.com/office/word/2023/wordml/word16du" xmlns:w16sdtdh="http://schemas.microsoft.com/office/word/2020/wordml/sdtdatahash" xmlns:w16sdtfl="http://schemas.microsoft.com/office/word/2024/wordml/sdtformatlock" xmlns:w16se="http://schemas.microsoft.com/office/word/2015/wordml/symex" xmlns:wpg="http://schemas.microsoft.com/office/word/2010/wordprocessingGroup" xmlns:wpi="http://schemas.microsoft.com/office/word/2010/wordprocessingInk" xmlns:wne="http://schemas.microsoft.com/office/word/2006/wordml" xmlns:wps="http://schemas.microsoft.com/office/word/2010/wordprocessingShape" mc:Ignorable="w14 w15 w16se w16cid w16 w16cex w16sdtdh w16sdtfl w16du wp14">
   <w:body>
     <w:p>
       <w:pPr>
         <w:pStyle w:val="Heading1"/>
-        <w:spacing w:line="480" w:lineRule="auto"/>
-        <w:rPr>
-          <w:color w:val="000000"/>
-        </w:rPr>
-      </w:pPr>
-      <w:r>
-        <w:rPr>
-          <w:color w:val="000000"/>
-        </w:rPr>
-        <w:t/>
-      </w:r>
+      </w:pPr>
       <w:proofErr w:type="spellStart"/>
       <w:r>
         <w:rPr>
-          <w:color w:val="000000"/>
+          <w:sz w:val="40"/>
+          <w:szCs w:val="40"/>
         </w:rPr>
         <w:t>Postsimulation</w:t>
       </w:r>
       <w:proofErr w:type="spellEnd"/>
       <w:r>
         <w:rPr>
-          <w:color w:val="000000"/>
+          <w:sz w:val="40"/>
+          <w:szCs w:val="40"/>
         </w:rPr>
         <w:t xml:space="preserve"> </w:t>
       </w:r>
       <w:r>
         <w:rPr>
-          <w:color w:val="000000"/>
+          <w:sz w:val="40"/>
+          <w:szCs w:val="40"/>
         </w:rPr>
         <w:t>Activity 1</w:t>
       </w:r>
       <w:r>
         <w:rPr>
-          <w:color w:val="000000"/>
+          <w:sz w:val="40"/>
+          <w:szCs w:val="40"/>
         </w:rPr>
         <w:t>:</w:t>
       </w:r>
       <w:r>
         <w:rPr>
-          <w:color w:val="000000"/>
+          <w:sz w:val="40"/>
+          <w:szCs w:val="40"/>
         </w:rPr>
         <w:t xml:space="preserve"> </w:t>
       </w:r>
       <w:r>
         <w:rPr>
-          <w:color w:val="000000"/>
+          <w:sz w:val="40"/>
+          <w:szCs w:val="40"/>
         </w:rPr>
         <w:t>Review</w:t>
       </w:r>
@@ -94,31 +90,91 @@
 </w:document>
 </file>
 
+<file path=word/endnotes.xml><?xml version="1.0" encoding="utf-8"?>
+<w:endnotes xmlns:wpc="http://schemas.microsoft.com/office/word/2010/wordprocessingCanvas" xmlns:cx="http://schemas.microsoft.com/office/drawing/2014/chartex" xmlns:cx1="http://schemas.microsoft.com/office/drawing/2015/9/8/chartex" xmlns:cx2="http://schemas.microsoft.com/office/drawing/2015/10/21/chartex" xmlns:cx3="http://schemas.microsoft.com/office/drawing/2016/5/9/chartex" xmlns:cx4="http://schemas.microsoft.com/office/drawing/2016/5/10/chartex" xmlns:cx5="http://schemas.microsoft.com/office/drawing/2016/5/11/chartex" xmlns:cx6="http://schemas.microsoft.com/office/drawing/2016/5/12/chartex" xmlns:cx7="http://schemas.microsoft.com/office/drawing/2016/5/13/chartex" xmlns:cx8="http://schemas.microsoft.com/office/drawing/2016/5/14/chartex" xmlns:mc="http://schemas.openxmlformats.org/markup-compatibility/2006" xmlns:aink="http://schemas.microsoft.com/office/drawing/2016/ink" xmlns:am3d="http://schemas.microsoft.com/office/drawing/2017/model3d" xmlns:o="urn:schemas-microsoft-com:office:office" xmlns:oel="http://schemas.microsoft.com/office/2019/extlst" xmlns:r="http://schemas.openxmlformats.org/officeDocument/2006/relationships" xmlns:m="http://schemas.openxmlformats.org/officeDocument/2006/math" xmlns:v="urn:schemas-microsoft-com:vml" xmlns:wp14="http://schemas.microsoft.com/office/word/2010/wordprocessingDrawing" xmlns:wp="http://schemas.openxmlformats.org/drawingml/2006/wordprocessingDrawing" xmlns:w10="urn:schemas-microsoft-com:office:word" xmlns:w="http://schemas.openxmlformats.org/wordprocessingml/2006/main" xmlns:w14="http://schemas.microsoft.com/office/word/2010/wordml" xmlns:w15="http://schemas.microsoft.com/office/word/2012/wordml" xmlns:w16cei="http://schemas.microsoft.com/office/word/2026/wordml/cei" xmlns:w16cex="http://schemas.microsoft.com/office/word/2018/wordml/cex" xmlns:w16cid="http://schemas.microsoft.com/office/word/2016/wordml/cid" xmlns:w16="http://schemas.microsoft.com/office/word/2018/wordml" xmlns:w16du="http://schemas.microsoft.com/office/word/2023/wordml/word16du" xmlns:w16sdtdh="http://schemas.microsoft.com/office/word/2020/wordml/sdtdatahash" xmlns:w16sdtfl="http://schemas.microsoft.com/office/word/2024/wordml/sdtformatlock" xmlns:w16se="http://schemas.microsoft.com/office/word/2015/wordml/symex" xmlns:wpg="http://schemas.microsoft.com/office/word/2010/wordprocessingGroup" xmlns:wpi="http://schemas.microsoft.com/office/word/2010/wordprocessingInk" xmlns:wne="http://schemas.microsoft.com/office/word/2006/wordml" xmlns:wps="http://schemas.microsoft.com/office/word/2010/wordprocessingShape" mc:Ignorable="w14 w15 w16se w16cid w16 w16cex w16sdtdh w16sdtfl w16du wp14">
+  <w:endnote w:type="separator" w:id="-1">
+    <w:p>
+      <w:pPr>
+        <w:spacing w:after="0" w:line="240" w:lineRule="auto"/>
+      </w:pPr>
+      <w:r>
+        <w:separator/>
+      </w:r>
+    </w:p>
+  </w:endnote>
+  <w:endnote w:type="continuationSeparator" w:id="0">
+    <w:p>
+      <w:pPr>
+        <w:spacing w:after="0" w:line="240" w:lineRule="auto"/>
+      </w:pPr>
+      <w:r>
+        <w:continuationSeparator/>
+      </w:r>
+    </w:p>
+  </w:endnote>
+</w:endnotes>
+</file>
+
 <file path=word/footer1.xml><?xml version="1.0" encoding="utf-8"?>
-<w:ftr xmlns:m="http://schemas.openxmlformats.org/officeDocument/2006/math" xmlns:mc="http://schemas.openxmlformats.org/markup-compatibility/2006" xmlns:mo="http://schemas.microsoft.com/office/mac/office/2008/main" xmlns:mv="urn:schemas-microsoft-com:mac:vml" xmlns:o="urn:schemas-microsoft-com:office:office" xmlns:r="http://schemas.openxmlformats.org/officeDocument/2006/relationships" xmlns:v="urn:schemas-microsoft-com:vml" xmlns:w10="urn:schemas-microsoft-com:office:word" xmlns:w14="http://schemas.microsoft.com/office/word/2010/wordml" xmlns:w="http://schemas.openxmlformats.org/wordprocessingml/2006/main" xmlns:wne="http://schemas.microsoft.com/office/word/2006/wordml" xmlns:wp14="http://schemas.microsoft.com/office/word/2010/wordprocessingDrawing" xmlns:wp="http://schemas.openxmlformats.org/drawingml/2006/wordprocessingDrawing" xmlns:wpc="http://schemas.microsoft.com/office/word/2010/wordprocessingCanvas" xmlns:wpg="http://schemas.microsoft.com/office/word/2010/wordprocessingGroup" xmlns:wpi="http://schemas.microsoft.com/office/word/2010/wordprocessingInk" xmlns:wps="http://schemas.microsoft.com/office/word/2010/wordprocessingShape" mc:Ignorable="w14 wp14">
+<w:ftr xmlns:wpc="http://schemas.microsoft.com/office/word/2010/wordprocessingCanvas" xmlns:cx="http://schemas.microsoft.com/office/drawing/2014/chartex" xmlns:cx1="http://schemas.microsoft.com/office/drawing/2015/9/8/chartex" xmlns:cx2="http://schemas.microsoft.com/office/drawing/2015/10/21/chartex" xmlns:cx3="http://schemas.microsoft.com/office/drawing/2016/5/9/chartex" xmlns:cx4="http://schemas.microsoft.com/office/drawing/2016/5/10/chartex" xmlns:cx5="http://schemas.microsoft.com/office/drawing/2016/5/11/chartex" xmlns:cx6="http://schemas.microsoft.com/office/drawing/2016/5/12/chartex" xmlns:cx7="http://schemas.microsoft.com/office/drawing/2016/5/13/chartex" xmlns:cx8="http://schemas.microsoft.com/office/drawing/2016/5/14/chartex" xmlns:mc="http://schemas.openxmlformats.org/markup-compatibility/2006" xmlns:aink="http://schemas.microsoft.com/office/drawing/2016/ink" xmlns:am3d="http://schemas.microsoft.com/office/drawing/2017/model3d" xmlns:o="urn:schemas-microsoft-com:office:office" xmlns:oel="http://schemas.microsoft.com/office/2019/extlst" xmlns:r="http://schemas.openxmlformats.org/officeDocument/2006/relationships" xmlns:m="http://schemas.openxmlformats.org/officeDocument/2006/math" xmlns:v="urn:schemas-microsoft-com:vml" xmlns:wp14="http://schemas.microsoft.com/office/word/2010/wordprocessingDrawing" xmlns:wp="http://schemas.openxmlformats.org/drawingml/2006/wordprocessingDrawing" xmlns:w10="urn:schemas-microsoft-com:office:word" xmlns:w="http://schemas.openxmlformats.org/wordprocessingml/2006/main" xmlns:w14="http://schemas.microsoft.com/office/word/2010/wordml" xmlns:w15="http://schemas.microsoft.com/office/word/2012/wordml" xmlns:w16cei="http://schemas.microsoft.com/office/word/2026/wordml/cei" xmlns:w16cex="http://schemas.microsoft.com/office/word/2018/wordml/cex" xmlns:w16cid="http://schemas.microsoft.com/office/word/2016/wordml/cid" xmlns:w16="http://schemas.microsoft.com/office/word/2018/wordml" xmlns:w16du="http://schemas.microsoft.com/office/word/2023/wordml/word16du" xmlns:w16sdtdh="http://schemas.microsoft.com/office/word/2020/wordml/sdtdatahash" xmlns:w16sdtfl="http://schemas.microsoft.com/office/word/2024/wordml/sdtformatlock" xmlns:w16se="http://schemas.microsoft.com/office/word/2015/wordml/symex" xmlns:wpg="http://schemas.microsoft.com/office/word/2010/wordprocessingGroup" xmlns:wpi="http://schemas.microsoft.com/office/word/2010/wordprocessingInk" xmlns:wne="http://schemas.microsoft.com/office/word/2006/wordml" xmlns:wps="http://schemas.microsoft.com/office/word/2010/wordprocessingShape" mc:Ignorable="w14 w15 w16se w16cid w16 w16cex w16sdtdh w16sdtfl w16du wp14">
   <w:p>
     <w:pPr>
-      <w:pStyle w:val="Footer"/>
+      <w:spacing w:line="240" w:lineRule="auto" w:before="0" w:after="0"/>
       <w:jc w:val="left"/>
     </w:pPr>
     <w:r>
+      <w:rPr>
+        <w:rFonts w:ascii="Aptos" w:hAnsi="Aptos"/>
+        <w:sz w:val="18"/>
+      </w:rPr>
       <w:t xml:space="preserve">From J.M. Larson and H.L. Stedge, </w:t>
     </w:r>
     <w:r>
       <w:rPr>
+        <w:rFonts w:ascii="Aptos" w:hAnsi="Aptos"/>
         <w:i/>
+        <w:sz w:val="18"/>
       </w:rPr>
       <w:t>Clinical Simulations for the Athletic Trainer HKPropel Access</w:t>
     </w:r>
     <w:r>
+      <w:rPr>
+        <w:rFonts w:ascii="Aptos" w:hAnsi="Aptos"/>
+        <w:sz w:val="18"/>
+      </w:rPr>
       <w:t xml:space="preserve"> (Human Kinetics, 2027).</w:t>
     </w:r>
   </w:p>
 </w:ftr>
 </file>
 
+<file path=word/footnotes.xml><?xml version="1.0" encoding="utf-8"?>
+<w:footnotes xmlns:wpc="http://schemas.microsoft.com/office/word/2010/wordprocessingCanvas" xmlns:cx="http://schemas.microsoft.com/office/drawing/2014/chartex" xmlns:cx1="http://schemas.microsoft.com/office/drawing/2015/9/8/chartex" xmlns:cx2="http://schemas.microsoft.com/office/drawing/2015/10/21/chartex" xmlns:cx3="http://schemas.microsoft.com/office/drawing/2016/5/9/chartex" xmlns:cx4="http://schemas.microsoft.com/office/drawing/2016/5/10/chartex" xmlns:cx5="http://schemas.microsoft.com/office/drawing/2016/5/11/chartex" xmlns:cx6="http://schemas.microsoft.com/office/drawing/2016/5/12/chartex" xmlns:cx7="http://schemas.microsoft.com/office/drawing/2016/5/13/chartex" xmlns:cx8="http://schemas.microsoft.com/office/drawing/2016/5/14/chartex" xmlns:mc="http://schemas.openxmlformats.org/markup-compatibility/2006" xmlns:aink="http://schemas.microsoft.com/office/drawing/2016/ink" xmlns:am3d="http://schemas.microsoft.com/office/drawing/2017/model3d" xmlns:o="urn:schemas-microsoft-com:office:office" xmlns:oel="http://schemas.microsoft.com/office/2019/extlst" xmlns:r="http://schemas.openxmlformats.org/officeDocument/2006/relationships" xmlns:m="http://schemas.openxmlformats.org/officeDocument/2006/math" xmlns:v="urn:schemas-microsoft-com:vml" xmlns:wp14="http://schemas.microsoft.com/office/word/2010/wordprocessingDrawing" xmlns:wp="http://schemas.openxmlformats.org/drawingml/2006/wordprocessingDrawing" xmlns:w10="urn:schemas-microsoft-com:office:word" xmlns:w="http://schemas.openxmlformats.org/wordprocessingml/2006/main" xmlns:w14="http://schemas.microsoft.com/office/word/2010/wordml" xmlns:w15="http://schemas.microsoft.com/office/word/2012/wordml" xmlns:w16cei="http://schemas.microsoft.com/office/word/2026/wordml/cei" xmlns:w16cex="http://schemas.microsoft.com/office/word/2018/wordml/cex" xmlns:w16cid="http://schemas.microsoft.com/office/word/2016/wordml/cid" xmlns:w16="http://schemas.microsoft.com/office/word/2018/wordml" xmlns:w16du="http://schemas.microsoft.com/office/word/2023/wordml/word16du" xmlns:w16sdtdh="http://schemas.microsoft.com/office/word/2020/wordml/sdtdatahash" xmlns:w16sdtfl="http://schemas.microsoft.com/office/word/2024/wordml/sdtformatlock" xmlns:w16se="http://schemas.microsoft.com/office/word/2015/wordml/symex" xmlns:wpg="http://schemas.microsoft.com/office/word/2010/wordprocessingGroup" xmlns:wpi="http://schemas.microsoft.com/office/word/2010/wordprocessingInk" xmlns:wne="http://schemas.microsoft.com/office/word/2006/wordml" xmlns:wps="http://schemas.microsoft.com/office/word/2010/wordprocessingShape" mc:Ignorable="w14 w15 w16se w16cid w16 w16cex w16sdtdh w16sdtfl w16du wp14">
+  <w:footnote w:type="separator" w:id="-1">
+    <w:p>
+      <w:pPr>
+        <w:spacing w:after="0" w:line="240" w:lineRule="auto"/>
+      </w:pPr>
+      <w:r>
+        <w:separator/>
+      </w:r>
+    </w:p>
+  </w:footnote>
+  <w:footnote w:type="continuationSeparator" w:id="0">
+    <w:p>
+      <w:pPr>
+        <w:spacing w:after="0" w:line="240" w:lineRule="auto"/>
+      </w:pPr>
+      <w:r>
+        <w:continuationSeparator/>
+      </w:r>
+    </w:p>
+  </w:footnote>
+</w:footnotes>
+</file>
+
 <file path=word/numbering.xml><?xml version="1.0" encoding="utf-8"?>
-<w:numbering xmlns:wpc="http://schemas.microsoft.com/office/word/2010/wordprocessingCanvas" xmlns:cx="http://schemas.microsoft.com/office/drawing/2014/chartex" xmlns:cx1="http://schemas.microsoft.com/office/drawing/2015/9/8/chartex" xmlns:cx2="http://schemas.microsoft.com/office/drawing/2015/10/21/chartex" xmlns:cx3="http://schemas.microsoft.com/office/drawing/2016/5/9/chartex" xmlns:cx4="http://schemas.microsoft.com/office/drawing/2016/5/10/chartex" xmlns:cx5="http://schemas.microsoft.com/office/drawing/2016/5/11/chartex" xmlns:cx6="http://schemas.microsoft.com/office/drawing/2016/5/12/chartex" xmlns:cx7="http://schemas.microsoft.com/office/drawing/2016/5/13/chartex" xmlns:cx8="http://schemas.microsoft.com/office/drawing/2016/5/14/chartex" xmlns:mc="http://schemas.openxmlformats.org/markup-compatibility/2006" xmlns:aink="http://schemas.microsoft.com/office/drawing/2016/ink" xmlns:am3d="http://schemas.microsoft.com/office/drawing/2017/model3d" xmlns:o="urn:schemas-microsoft-com:office:office" xmlns:oel="http://schemas.microsoft.com/office/2019/extlst" xmlns:r="http://schemas.openxmlformats.org/officeDocument/2006/relationships" xmlns:m="http://schemas.openxmlformats.org/officeDocument/2006/math" xmlns:v="urn:schemas-microsoft-com:vml" xmlns:wp14="http://schemas.microsoft.com/office/word/2010/wordprocessingDrawing" xmlns:wp="http://schemas.openxmlformats.org/drawingml/2006/wordprocessingDrawing" xmlns:w10="urn:schemas-microsoft-com:office:word" xmlns:w="http://schemas.openxmlformats.org/wordprocessingml/2006/main" xmlns:w14="http://schemas.microsoft.com/office/word/2010/wordml" xmlns:w15="http://schemas.microsoft.com/office/word/2012/wordml" xmlns:w16cex="http://schemas.microsoft.com/office/word/2018/wordml/cex" xmlns:w16cid="http://schemas.microsoft.com/office/word/2016/wordml/cid" xmlns:w16="http://schemas.microsoft.com/office/word/2018/wordml" xmlns:w16du="http://schemas.microsoft.com/office/word/2023/wordml/word16du" xmlns:w16sdtdh="http://schemas.microsoft.com/office/word/2020/wordml/sdtdatahash" xmlns:w16sdtfl="http://schemas.microsoft.com/office/word/2024/wordml/sdtformatlock" xmlns:w16se="http://schemas.microsoft.com/office/word/2015/wordml/symex" xmlns:wpg="http://schemas.microsoft.com/office/word/2010/wordprocessingGroup" xmlns:wpi="http://schemas.microsoft.com/office/word/2010/wordprocessingInk" xmlns:wne="http://schemas.microsoft.com/office/word/2006/wordml" xmlns:wps="http://schemas.microsoft.com/office/word/2010/wordprocessingShape" mc:Ignorable="w14 w15 w16se w16cid w16 w16cex w16sdtdh w16sdtfl w16du wp14">
+<w:numbering xmlns:wpc="http://schemas.microsoft.com/office/word/2010/wordprocessingCanvas" xmlns:cx="http://schemas.microsoft.com/office/drawing/2014/chartex" xmlns:cx1="http://schemas.microsoft.com/office/drawing/2015/9/8/chartex" xmlns:cx2="http://schemas.microsoft.com/office/drawing/2015/10/21/chartex" xmlns:cx3="http://schemas.microsoft.com/office/drawing/2016/5/9/chartex" xmlns:cx4="http://schemas.microsoft.com/office/drawing/2016/5/10/chartex" xmlns:cx5="http://schemas.microsoft.com/office/drawing/2016/5/11/chartex" xmlns:cx6="http://schemas.microsoft.com/office/drawing/2016/5/12/chartex" xmlns:cx7="http://schemas.microsoft.com/office/drawing/2016/5/13/chartex" xmlns:cx8="http://schemas.microsoft.com/office/drawing/2016/5/14/chartex" xmlns:mc="http://schemas.openxmlformats.org/markup-compatibility/2006" xmlns:aink="http://schemas.microsoft.com/office/drawing/2016/ink" xmlns:am3d="http://schemas.microsoft.com/office/drawing/2017/model3d" xmlns:o="urn:schemas-microsoft-com:office:office" xmlns:oel="http://schemas.microsoft.com/office/2019/extlst" xmlns:r="http://schemas.openxmlformats.org/officeDocument/2006/relationships" xmlns:m="http://schemas.openxmlformats.org/officeDocument/2006/math" xmlns:v="urn:schemas-microsoft-com:vml" xmlns:wp14="http://schemas.microsoft.com/office/word/2010/wordprocessingDrawing" xmlns:wp="http://schemas.openxmlformats.org/drawingml/2006/wordprocessingDrawing" xmlns:w10="urn:schemas-microsoft-com:office:word" xmlns:w="http://schemas.openxmlformats.org/wordprocessingml/2006/main" xmlns:w14="http://schemas.microsoft.com/office/word/2010/wordml" xmlns:w15="http://schemas.microsoft.com/office/word/2012/wordml" xmlns:w16cei="http://schemas.microsoft.com/office/word/2026/wordml/cei" xmlns:w16cex="http://schemas.microsoft.com/office/word/2018/wordml/cex" xmlns:w16cid="http://schemas.microsoft.com/office/word/2016/wordml/cid" xmlns:w16="http://schemas.microsoft.com/office/word/2018/wordml" xmlns:w16du="http://schemas.microsoft.com/office/word/2023/wordml/word16du" xmlns:w16sdtdh="http://schemas.microsoft.com/office/word/2020/wordml/sdtdatahash" xmlns:w16sdtfl="http://schemas.microsoft.com/office/word/2024/wordml/sdtformatlock" xmlns:w16se="http://schemas.microsoft.com/office/word/2015/wordml/symex" xmlns:wpg="http://schemas.microsoft.com/office/word/2010/wordprocessingGroup" xmlns:wpi="http://schemas.microsoft.com/office/word/2010/wordprocessingInk" xmlns:wne="http://schemas.microsoft.com/office/word/2006/wordml" xmlns:wps="http://schemas.microsoft.com/office/word/2010/wordprocessingShape" mc:Ignorable="w14 w15 w16se w16cid w16 w16cex w16sdtdh w16sdtfl w16du wp14">
   <w:abstractNum w:abstractNumId="0" w15:restartNumberingAfterBreak="0">
     <w:nsid w:val="023C779B"/>
     <w:multiLevelType w:val="multilevel"/>
@@ -1931,15 +1987,17 @@
   <w:docDefaults>
     <w:rPrDefault>
       <w:rPr>
-        <w:rFonts w:asciiTheme="minorHAnsi" w:eastAsiaTheme="minorHAnsi" w:hAnsiTheme="minorHAnsi" w:cstheme="minorBidi"/>
-        <w:kern w:val="2"/>
-        <w:sz w:val="24"/>
-        <w:szCs w:val="24"/>
+        <w:rFonts w:asciiTheme="minorHAnsi" w:eastAsiaTheme="minorEastAsia" w:hAnsiTheme="minorHAnsi" w:cstheme="minorBidi"/>
+        <w:sz w:val="22"/>
+        <w:szCs w:val="22"/>
         <w:lang w:val="en-US" w:eastAsia="en-US" w:bidi="ar-SA"/>
-        <w14:ligatures w14:val="standardContextual"/>
       </w:rPr>
     </w:rPrDefault>
-    <w:pPrDefault/>
+    <w:pPrDefault>
+      <w:pPr>
+        <w:spacing w:after="160" w:line="259" w:lineRule="auto"/>
+      </w:pPr>
+    </w:pPrDefault>
   </w:docDefaults>
   <w:latentStyles w:defLockedState="0" w:defUIPriority="99" w:defSemiHidden="0" w:defUnhideWhenUsed="0" w:defQFormat="0" w:count="376">
     <w:lsdException w:name="Normal" w:uiPriority="0" w:qFormat="1"/>
@@ -2008,7 +2066,7 @@
     <w:lsdException w:name="Closing" w:semiHidden="1" w:unhideWhenUsed="1"/>
     <w:lsdException w:name="Signature" w:semiHidden="1" w:unhideWhenUsed="1"/>
     <w:lsdException w:name="Default Paragraph Font" w:semiHidden="1" w:uiPriority="1" w:unhideWhenUsed="1"/>
-    <w:lsdException w:name="Body Text" w:semiHidden="1" w:uiPriority="1" w:unhideWhenUsed="1" w:qFormat="1"/>
+    <w:lsdException w:name="Body Text" w:semiHidden="1" w:uiPriority="1" w:unhideWhenUsed="1"/>
     <w:lsdException w:name="Body Text Indent" w:semiHidden="1" w:unhideWhenUsed="1"/>
     <w:lsdException w:name="List Continue" w:semiHidden="1" w:unhideWhenUsed="1"/>
     <w:lsdException w:name="List Continue 2" w:semiHidden="1" w:unhideWhenUsed="1"/>
@@ -2322,12 +2380,7 @@
   <w:style w:type="paragraph" w:default="1" w:styleId="Normal">
     <w:name w:val="Normal"/>
     <w:qFormat/>
-    <w:rsid w:val="00F9502C"/>
-    <w:rPr>
-      <w:rFonts w:ascii="Times New Roman" w:eastAsia="Times New Roman" w:hAnsi="Times New Roman" w:cs="Times New Roman"/>
-      <w:kern w:val="0"/>
-      <w14:ligatures w14:val="none"/>
-    </w:rPr>
+    <w:rsid w:val="00A6154A"/>
   </w:style>
   <w:style w:type="paragraph" w:styleId="Heading1">
     <w:name w:val="heading 1"/>
@@ -2336,18 +2389,18 @@
     <w:link w:val="Heading1Char"/>
     <w:uiPriority w:val="9"/>
     <w:qFormat/>
-    <w:rsid w:val="00577582"/>
+    <w:rsid w:val="00A6154A"/>
     <w:pPr>
       <w:keepNext/>
       <w:keepLines/>
-      <w:spacing w:before="360" w:after="80"/>
+      <w:spacing w:before="400" w:after="40" w:line="240" w:lineRule="auto"/>
       <w:outlineLvl w:val="0"/>
     </w:pPr>
     <w:rPr>
       <w:rFonts w:asciiTheme="majorHAnsi" w:eastAsiaTheme="majorEastAsia" w:hAnsiTheme="majorHAnsi" w:cstheme="majorBidi"/>
-      <w:color w:val="0F4761" w:themeColor="accent1" w:themeShade="BF"/>
+      <w:color w:val="0A2F41" w:themeColor="accent1" w:themeShade="80"/>
       <w:sz w:val="40"/>
-      <w:szCs w:val="40"/>
+      <w:szCs w:val="36"/>
     </w:rPr>
   </w:style>
   <w:style w:type="paragraph" w:styleId="Heading2">
@@ -2359,17 +2412,17 @@
     <w:semiHidden/>
     <w:unhideWhenUsed/>
     <w:qFormat/>
-    <w:rsid w:val="00577582"/>
+    <w:rsid w:val="00A6154A"/>
     <w:pPr>
       <w:keepNext/>
       <w:keepLines/>
-      <w:spacing w:before="160" w:after="80"/>
+      <w:spacing w:before="40" w:after="0" w:line="240" w:lineRule="auto"/>
       <w:outlineLvl w:val="1"/>
     </w:pPr>
     <w:rPr>
       <w:rFonts w:asciiTheme="majorHAnsi" w:eastAsiaTheme="majorEastAsia" w:hAnsiTheme="majorHAnsi" w:cstheme="majorBidi"/>
       <w:color w:val="0F4761" w:themeColor="accent1" w:themeShade="BF"/>
-      <w:sz w:val="32"/>
+      <w:sz w:val="40"/>
       <w:szCs w:val="32"/>
     </w:rPr>
   </w:style>
@@ -2382,17 +2435,17 @@
     <w:semiHidden/>
     <w:unhideWhenUsed/>
     <w:qFormat/>
-    <w:rsid w:val="00577582"/>
+    <w:rsid w:val="00A6154A"/>
     <w:pPr>
       <w:keepNext/>
       <w:keepLines/>
-      <w:spacing w:before="160" w:after="80"/>
+      <w:spacing w:before="40" w:after="0" w:line="240" w:lineRule="auto"/>
       <w:outlineLvl w:val="2"/>
     </w:pPr>
     <w:rPr>
-      <w:rFonts w:eastAsiaTheme="majorEastAsia" w:cstheme="majorBidi"/>
+      <w:rFonts w:asciiTheme="majorHAnsi" w:eastAsiaTheme="majorEastAsia" w:hAnsiTheme="majorHAnsi" w:cstheme="majorBidi"/>
       <w:color w:val="0F4761" w:themeColor="accent1" w:themeShade="BF"/>
-      <w:sz w:val="28"/>
+      <w:sz w:val="40"/>
       <w:szCs w:val="28"/>
     </w:rPr>
   </w:style>
@@ -2405,18 +2458,18 @@
     <w:semiHidden/>
     <w:unhideWhenUsed/>
     <w:qFormat/>
-    <w:rsid w:val="00577582"/>
+    <w:rsid w:val="00A6154A"/>
     <w:pPr>
       <w:keepNext/>
       <w:keepLines/>
-      <w:spacing w:before="80" w:after="40"/>
+      <w:spacing w:before="40" w:after="0"/>
       <w:outlineLvl w:val="3"/>
     </w:pPr>
     <w:rPr>
-      <w:rFonts w:eastAsiaTheme="majorEastAsia" w:cstheme="majorBidi"/>
-      <w:i/>
-      <w:iCs/>
+      <w:rFonts w:asciiTheme="majorHAnsi" w:eastAsiaTheme="majorEastAsia" w:hAnsiTheme="majorHAnsi" w:cstheme="majorBidi"/>
       <w:color w:val="0F4761" w:themeColor="accent1" w:themeShade="BF"/>
+      <w:sz w:val="40"/>
+      <w:szCs w:val="24"/>
     </w:rPr>
   </w:style>
   <w:style w:type="paragraph" w:styleId="Heading5">
@@ -2428,16 +2481,18 @@
     <w:semiHidden/>
     <w:unhideWhenUsed/>
     <w:qFormat/>
-    <w:rsid w:val="00577582"/>
+    <w:rsid w:val="00A6154A"/>
     <w:pPr>
       <w:keepNext/>
       <w:keepLines/>
-      <w:spacing w:before="80" w:after="40"/>
+      <w:spacing w:before="40" w:after="0"/>
       <w:outlineLvl w:val="4"/>
     </w:pPr>
     <w:rPr>
-      <w:rFonts w:eastAsiaTheme="majorEastAsia" w:cstheme="majorBidi"/>
+      <w:rFonts w:asciiTheme="majorHAnsi" w:eastAsiaTheme="majorEastAsia" w:hAnsiTheme="majorHAnsi" w:cstheme="majorBidi"/>
+      <w:caps/>
       <w:color w:val="0F4761" w:themeColor="accent1" w:themeShade="BF"/>
+      <w:sz w:val="40"/>
     </w:rPr>
   </w:style>
   <w:style w:type="paragraph" w:styleId="Heading6">
@@ -2449,18 +2504,20 @@
     <w:semiHidden/>
     <w:unhideWhenUsed/>
     <w:qFormat/>
-    <w:rsid w:val="00577582"/>
+    <w:rsid w:val="00A6154A"/>
     <w:pPr>
       <w:keepNext/>
       <w:keepLines/>
-      <w:spacing w:before="40"/>
+      <w:spacing w:before="40" w:after="0"/>
       <w:outlineLvl w:val="5"/>
     </w:pPr>
     <w:rPr>
-      <w:rFonts w:eastAsiaTheme="majorEastAsia" w:cstheme="majorBidi"/>
+      <w:rFonts w:asciiTheme="majorHAnsi" w:eastAsiaTheme="majorEastAsia" w:hAnsiTheme="majorHAnsi" w:cstheme="majorBidi"/>
       <w:i/>
       <w:iCs/>
-      <w:color w:val="595959" w:themeColor="text1" w:themeTint="A6"/>
+      <w:caps/>
+      <w:color w:val="0A2F41" w:themeColor="accent1" w:themeShade="80"/>
+      <w:sz w:val="40"/>
     </w:rPr>
   </w:style>
   <w:style w:type="paragraph" w:styleId="Heading7">
@@ -2472,16 +2529,19 @@
     <w:semiHidden/>
     <w:unhideWhenUsed/>
     <w:qFormat/>
-    <w:rsid w:val="00577582"/>
+    <w:rsid w:val="00A6154A"/>
     <w:pPr>
       <w:keepNext/>
       <w:keepLines/>
-      <w:spacing w:before="40"/>
+      <w:spacing w:before="40" w:after="0"/>
       <w:outlineLvl w:val="6"/>
     </w:pPr>
     <w:rPr>
-      <w:rFonts w:eastAsiaTheme="majorEastAsia" w:cstheme="majorBidi"/>
-      <w:color w:val="595959" w:themeColor="text1" w:themeTint="A6"/>
+      <w:rFonts w:asciiTheme="majorHAnsi" w:eastAsiaTheme="majorEastAsia" w:hAnsiTheme="majorHAnsi" w:cstheme="majorBidi"/>
+      <w:b/>
+      <w:bCs/>
+      <w:color w:val="0A2F41" w:themeColor="accent1" w:themeShade="80"/>
+      <w:sz w:val="40"/>
     </w:rPr>
   </w:style>
   <w:style w:type="paragraph" w:styleId="Heading8">
@@ -2493,17 +2553,21 @@
     <w:semiHidden/>
     <w:unhideWhenUsed/>
     <w:qFormat/>
-    <w:rsid w:val="00577582"/>
+    <w:rsid w:val="00A6154A"/>
     <w:pPr>
       <w:keepNext/>
       <w:keepLines/>
+      <w:spacing w:before="40" w:after="0"/>
       <w:outlineLvl w:val="7"/>
     </w:pPr>
     <w:rPr>
-      <w:rFonts w:eastAsiaTheme="majorEastAsia" w:cstheme="majorBidi"/>
+      <w:rFonts w:asciiTheme="majorHAnsi" w:eastAsiaTheme="majorEastAsia" w:hAnsiTheme="majorHAnsi" w:cstheme="majorBidi"/>
+      <w:b/>
+      <w:bCs/>
       <w:i/>
       <w:iCs/>
-      <w:color w:val="272727" w:themeColor="text1" w:themeTint="D8"/>
+      <w:color w:val="0A2F41" w:themeColor="accent1" w:themeShade="80"/>
+      <w:sz w:val="40"/>
     </w:rPr>
   </w:style>
   <w:style w:type="paragraph" w:styleId="Heading9">
@@ -2515,15 +2579,19 @@
     <w:semiHidden/>
     <w:unhideWhenUsed/>
     <w:qFormat/>
-    <w:rsid w:val="00577582"/>
+    <w:rsid w:val="00A6154A"/>
     <w:pPr>
       <w:keepNext/>
       <w:keepLines/>
+      <w:spacing w:before="40" w:after="0"/>
       <w:outlineLvl w:val="8"/>
     </w:pPr>
     <w:rPr>
-      <w:rFonts w:eastAsiaTheme="majorEastAsia" w:cstheme="majorBidi"/>
-      <w:color w:val="272727" w:themeColor="text1" w:themeTint="D8"/>
+      <w:rFonts w:asciiTheme="majorHAnsi" w:eastAsiaTheme="majorEastAsia" w:hAnsiTheme="majorHAnsi" w:cstheme="majorBidi"/>
+      <w:i/>
+      <w:iCs/>
+      <w:color w:val="0A2F41" w:themeColor="accent1" w:themeShade="80"/>
+      <w:sz w:val="40"/>
     </w:rPr>
   </w:style>
   <w:style w:type="character" w:default="1" w:styleId="DefaultParagraphFont">
@@ -2558,12 +2626,12 @@
     <w:basedOn w:val="DefaultParagraphFont"/>
     <w:link w:val="Heading1"/>
     <w:uiPriority w:val="9"/>
-    <w:rsid w:val="00577582"/>
+    <w:rsid w:val="00A6154A"/>
     <w:rPr>
       <w:rFonts w:asciiTheme="majorHAnsi" w:eastAsiaTheme="majorEastAsia" w:hAnsiTheme="majorHAnsi" w:cstheme="majorBidi"/>
-      <w:color w:val="0F4761" w:themeColor="accent1" w:themeShade="BF"/>
-      <w:sz w:val="40"/>
-      <w:szCs w:val="40"/>
+      <w:color w:val="0A2F41" w:themeColor="accent1" w:themeShade="80"/>
+      <w:sz w:val="36"/>
+      <w:szCs w:val="36"/>
     </w:rPr>
   </w:style>
   <w:style w:type="character" w:customStyle="1" w:styleId="Heading2Char">
@@ -2572,7 +2640,7 @@
     <w:link w:val="Heading2"/>
     <w:uiPriority w:val="9"/>
     <w:semiHidden/>
-    <w:rsid w:val="00577582"/>
+    <w:rsid w:val="00A6154A"/>
     <w:rPr>
       <w:rFonts w:asciiTheme="majorHAnsi" w:eastAsiaTheme="majorEastAsia" w:hAnsiTheme="majorHAnsi" w:cstheme="majorBidi"/>
       <w:color w:val="0F4761" w:themeColor="accent1" w:themeShade="BF"/>
@@ -2586,9 +2654,9 @@
     <w:link w:val="Heading3"/>
     <w:uiPriority w:val="9"/>
     <w:semiHidden/>
-    <w:rsid w:val="00577582"/>
-    <w:rPr>
-      <w:rFonts w:eastAsiaTheme="majorEastAsia" w:cstheme="majorBidi"/>
+    <w:rsid w:val="00A6154A"/>
+    <w:rPr>
+      <w:rFonts w:asciiTheme="majorHAnsi" w:eastAsiaTheme="majorEastAsia" w:hAnsiTheme="majorHAnsi" w:cstheme="majorBidi"/>
       <w:color w:val="0F4761" w:themeColor="accent1" w:themeShade="BF"/>
       <w:sz w:val="28"/>
       <w:szCs w:val="28"/>
@@ -2600,12 +2668,12 @@
     <w:link w:val="Heading4"/>
     <w:uiPriority w:val="9"/>
     <w:semiHidden/>
-    <w:rsid w:val="00577582"/>
-    <w:rPr>
-      <w:rFonts w:eastAsiaTheme="majorEastAsia" w:cstheme="majorBidi"/>
-      <w:i/>
-      <w:iCs/>
+    <w:rsid w:val="00A6154A"/>
+    <w:rPr>
+      <w:rFonts w:asciiTheme="majorHAnsi" w:eastAsiaTheme="majorEastAsia" w:hAnsiTheme="majorHAnsi" w:cstheme="majorBidi"/>
       <w:color w:val="0F4761" w:themeColor="accent1" w:themeShade="BF"/>
+      <w:sz w:val="24"/>
+      <w:szCs w:val="24"/>
     </w:rPr>
   </w:style>
   <w:style w:type="character" w:customStyle="1" w:styleId="Heading5Char">
@@ -2614,9 +2682,10 @@
     <w:link w:val="Heading5"/>
     <w:uiPriority w:val="9"/>
     <w:semiHidden/>
-    <w:rsid w:val="00577582"/>
-    <w:rPr>
-      <w:rFonts w:eastAsiaTheme="majorEastAsia" w:cstheme="majorBidi"/>
+    <w:rsid w:val="00A6154A"/>
+    <w:rPr>
+      <w:rFonts w:asciiTheme="majorHAnsi" w:eastAsiaTheme="majorEastAsia" w:hAnsiTheme="majorHAnsi" w:cstheme="majorBidi"/>
+      <w:caps/>
       <w:color w:val="0F4761" w:themeColor="accent1" w:themeShade="BF"/>
     </w:rPr>
   </w:style>
@@ -2626,12 +2695,13 @@
     <w:link w:val="Heading6"/>
     <w:uiPriority w:val="9"/>
     <w:semiHidden/>
-    <w:rsid w:val="00577582"/>
-    <w:rPr>
-      <w:rFonts w:eastAsiaTheme="majorEastAsia" w:cstheme="majorBidi"/>
+    <w:rsid w:val="00A6154A"/>
+    <w:rPr>
+      <w:rFonts w:asciiTheme="majorHAnsi" w:eastAsiaTheme="majorEastAsia" w:hAnsiTheme="majorHAnsi" w:cstheme="majorBidi"/>
       <w:i/>
       <w:iCs/>
-      <w:color w:val="595959" w:themeColor="text1" w:themeTint="A6"/>
+      <w:caps/>
+      <w:color w:val="0A2F41" w:themeColor="accent1" w:themeShade="80"/>
     </w:rPr>
   </w:style>
   <w:style w:type="character" w:customStyle="1" w:styleId="Heading7Char">
@@ -2640,10 +2710,12 @@
     <w:link w:val="Heading7"/>
     <w:uiPriority w:val="9"/>
     <w:semiHidden/>
-    <w:rsid w:val="00577582"/>
-    <w:rPr>
-      <w:rFonts w:eastAsiaTheme="majorEastAsia" w:cstheme="majorBidi"/>
-      <w:color w:val="595959" w:themeColor="text1" w:themeTint="A6"/>
+    <w:rsid w:val="00A6154A"/>
+    <w:rPr>
+      <w:rFonts w:asciiTheme="majorHAnsi" w:eastAsiaTheme="majorEastAsia" w:hAnsiTheme="majorHAnsi" w:cstheme="majorBidi"/>
+      <w:b/>
+      <w:bCs/>
+      <w:color w:val="0A2F41" w:themeColor="accent1" w:themeShade="80"/>
     </w:rPr>
   </w:style>
   <w:style w:type="character" w:customStyle="1" w:styleId="Heading8Char">
@@ -2652,12 +2724,14 @@
     <w:link w:val="Heading8"/>
     <w:uiPriority w:val="9"/>
     <w:semiHidden/>
-    <w:rsid w:val="00577582"/>
-    <w:rPr>
-      <w:rFonts w:eastAsiaTheme="majorEastAsia" w:cstheme="majorBidi"/>
+    <w:rsid w:val="00A6154A"/>
+    <w:rPr>
+      <w:rFonts w:asciiTheme="majorHAnsi" w:eastAsiaTheme="majorEastAsia" w:hAnsiTheme="majorHAnsi" w:cstheme="majorBidi"/>
+      <w:b/>
+      <w:bCs/>
       <w:i/>
       <w:iCs/>
-      <w:color w:val="272727" w:themeColor="text1" w:themeTint="D8"/>
+      <w:color w:val="0A2F41" w:themeColor="accent1" w:themeShade="80"/>
     </w:rPr>
   </w:style>
   <w:style w:type="character" w:customStyle="1" w:styleId="Heading9Char">
@@ -2666,10 +2740,12 @@
     <w:link w:val="Heading9"/>
     <w:uiPriority w:val="9"/>
     <w:semiHidden/>
-    <w:rsid w:val="00577582"/>
-    <w:rPr>
-      <w:rFonts w:eastAsiaTheme="majorEastAsia" w:cstheme="majorBidi"/>
-      <w:color w:val="272727" w:themeColor="text1" w:themeTint="D8"/>
+    <w:rsid w:val="00A6154A"/>
+    <w:rPr>
+      <w:rFonts w:asciiTheme="majorHAnsi" w:eastAsiaTheme="majorEastAsia" w:hAnsiTheme="majorHAnsi" w:cstheme="majorBidi"/>
+      <w:i/>
+      <w:iCs/>
+      <w:color w:val="0A2F41" w:themeColor="accent1" w:themeShade="80"/>
     </w:rPr>
   </w:style>
   <w:style w:type="paragraph" w:styleId="Title">
@@ -2679,17 +2755,18 @@
     <w:link w:val="TitleChar"/>
     <w:uiPriority w:val="10"/>
     <w:qFormat/>
-    <w:rsid w:val="00577582"/>
+    <w:rsid w:val="00A6154A"/>
     <w:pPr>
-      <w:spacing w:after="80"/>
+      <w:spacing w:after="0" w:line="204" w:lineRule="auto"/>
       <w:contextualSpacing/>
     </w:pPr>
     <w:rPr>
       <w:rFonts w:asciiTheme="majorHAnsi" w:eastAsiaTheme="majorEastAsia" w:hAnsiTheme="majorHAnsi" w:cstheme="majorBidi"/>
-      <w:spacing w:val="-10"/>
-      <w:kern w:val="28"/>
-      <w:sz w:val="56"/>
-      <w:szCs w:val="56"/>
+      <w:caps/>
+      <w:color w:val="0E2841" w:themeColor="text2"/>
+      <w:spacing w:val="-15"/>
+      <w:sz w:val="72"/>
+      <w:szCs w:val="72"/>
     </w:rPr>
   </w:style>
   <w:style w:type="character" w:customStyle="1" w:styleId="TitleChar">
@@ -2697,13 +2774,14 @@
     <w:basedOn w:val="DefaultParagraphFont"/>
     <w:link w:val="Title"/>
     <w:uiPriority w:val="10"/>
-    <w:rsid w:val="00577582"/>
+    <w:rsid w:val="00A6154A"/>
     <w:rPr>
       <w:rFonts w:asciiTheme="majorHAnsi" w:eastAsiaTheme="majorEastAsia" w:hAnsiTheme="majorHAnsi" w:cstheme="majorBidi"/>
-      <w:spacing w:val="-10"/>
-      <w:kern w:val="28"/>
-      <w:sz w:val="56"/>
-      <w:szCs w:val="56"/>
+      <w:caps/>
+      <w:color w:val="0E2841" w:themeColor="text2"/>
+      <w:spacing w:val="-15"/>
+      <w:sz w:val="72"/>
+      <w:szCs w:val="72"/>
     </w:rPr>
   </w:style>
   <w:style w:type="paragraph" w:styleId="Subtitle">
@@ -2713,17 +2791,16 @@
     <w:link w:val="SubtitleChar"/>
     <w:uiPriority w:val="11"/>
     <w:qFormat/>
-    <w:rsid w:val="00577582"/>
+    <w:rsid w:val="00A6154A"/>
     <w:pPr>
       <w:numPr>
         <w:ilvl w:val="1"/>
       </w:numPr>
-      <w:spacing w:after="160"/>
+      <w:spacing w:after="240" w:line="240" w:lineRule="auto"/>
     </w:pPr>
     <w:rPr>
-      <w:rFonts w:eastAsiaTheme="majorEastAsia" w:cstheme="majorBidi"/>
-      <w:color w:val="595959" w:themeColor="text1" w:themeTint="A6"/>
-      <w:spacing w:val="15"/>
+      <w:rFonts w:asciiTheme="majorHAnsi" w:eastAsiaTheme="majorEastAsia" w:hAnsiTheme="majorHAnsi" w:cstheme="majorBidi"/>
+      <w:color w:val="156082" w:themeColor="accent1"/>
       <w:sz w:val="28"/>
       <w:szCs w:val="28"/>
     </w:rPr>
@@ -2733,11 +2810,10 @@
     <w:basedOn w:val="DefaultParagraphFont"/>
     <w:link w:val="Subtitle"/>
     <w:uiPriority w:val="11"/>
-    <w:rsid w:val="00577582"/>
-    <w:rPr>
-      <w:rFonts w:eastAsiaTheme="majorEastAsia" w:cstheme="majorBidi"/>
-      <w:color w:val="595959" w:themeColor="text1" w:themeTint="A6"/>
-      <w:spacing w:val="15"/>
+    <w:rsid w:val="00A6154A"/>
+    <w:rPr>
+      <w:rFonts w:asciiTheme="majorHAnsi" w:eastAsiaTheme="majorEastAsia" w:hAnsiTheme="majorHAnsi" w:cstheme="majorBidi"/>
+      <w:color w:val="156082" w:themeColor="accent1"/>
       <w:sz w:val="28"/>
       <w:szCs w:val="28"/>
     </w:rPr>
@@ -2749,15 +2825,15 @@
     <w:link w:val="QuoteChar"/>
     <w:uiPriority w:val="29"/>
     <w:qFormat/>
-    <w:rsid w:val="00577582"/>
+    <w:rsid w:val="00A6154A"/>
     <w:pPr>
-      <w:spacing w:before="160" w:after="160"/>
-      <w:jc w:val="center"/>
+      <w:spacing w:before="120" w:after="120"/>
+      <w:ind w:left="720"/>
     </w:pPr>
     <w:rPr>
-      <w:i/>
-      <w:iCs/>
-      <w:color w:val="404040" w:themeColor="text1" w:themeTint="BF"/>
+      <w:color w:val="0E2841" w:themeColor="text2"/>
+      <w:sz w:val="24"/>
+      <w:szCs w:val="24"/>
     </w:rPr>
   </w:style>
   <w:style w:type="character" w:customStyle="1" w:styleId="QuoteChar">
@@ -2765,11 +2841,11 @@
     <w:basedOn w:val="DefaultParagraphFont"/>
     <w:link w:val="Quote"/>
     <w:uiPriority w:val="29"/>
-    <w:rsid w:val="00577582"/>
-    <w:rPr>
-      <w:i/>
-      <w:iCs/>
-      <w:color w:val="404040" w:themeColor="text1" w:themeTint="BF"/>
+    <w:rsid w:val="00A6154A"/>
+    <w:rPr>
+      <w:color w:val="0E2841" w:themeColor="text2"/>
+      <w:sz w:val="24"/>
+      <w:szCs w:val="24"/>
     </w:rPr>
   </w:style>
   <w:style w:type="paragraph" w:styleId="ListParagraph">
@@ -2788,11 +2864,12 @@
     <w:basedOn w:val="DefaultParagraphFont"/>
     <w:uiPriority w:val="21"/>
     <w:qFormat/>
-    <w:rsid w:val="00577582"/>
-    <w:rPr>
+    <w:rsid w:val="00A6154A"/>
+    <w:rPr>
+      <w:b/>
+      <w:bCs/>
       <w:i/>
       <w:iCs/>
-      <w:color w:val="0F4761" w:themeColor="accent1" w:themeShade="BF"/>
     </w:rPr>
   </w:style>
   <w:style w:type="paragraph" w:styleId="IntenseQuote">
@@ -2802,20 +2879,18 @@
     <w:link w:val="IntenseQuoteChar"/>
     <w:uiPriority w:val="30"/>
     <w:qFormat/>
-    <w:rsid w:val="00577582"/>
+    <w:rsid w:val="00A6154A"/>
     <w:pPr>
-      <w:pBdr>
-        <w:top w:val="single" w:sz="4" w:space="10" w:color="0F4761" w:themeColor="accent1" w:themeShade="BF"/>
-        <w:bottom w:val="single" w:sz="4" w:space="10" w:color="0F4761" w:themeColor="accent1" w:themeShade="BF"/>
-      </w:pBdr>
-      <w:spacing w:before="360" w:after="360"/>
-      <w:ind w:left="864" w:right="864"/>
+      <w:spacing w:before="100" w:beforeAutospacing="1" w:after="240" w:line="240" w:lineRule="auto"/>
+      <w:ind w:left="720"/>
       <w:jc w:val="center"/>
     </w:pPr>
     <w:rPr>
-      <w:i/>
-      <w:iCs/>
-      <w:color w:val="0F4761" w:themeColor="accent1" w:themeShade="BF"/>
+      <w:rFonts w:asciiTheme="majorHAnsi" w:eastAsiaTheme="majorEastAsia" w:hAnsiTheme="majorHAnsi" w:cstheme="majorBidi"/>
+      <w:color w:val="0E2841" w:themeColor="text2"/>
+      <w:spacing w:val="-6"/>
+      <w:sz w:val="32"/>
+      <w:szCs w:val="32"/>
     </w:rPr>
   </w:style>
   <w:style w:type="character" w:customStyle="1" w:styleId="IntenseQuoteChar">
@@ -2823,11 +2898,13 @@
     <w:basedOn w:val="DefaultParagraphFont"/>
     <w:link w:val="IntenseQuote"/>
     <w:uiPriority w:val="30"/>
-    <w:rsid w:val="00577582"/>
-    <w:rPr>
-      <w:i/>
-      <w:iCs/>
-      <w:color w:val="0F4761" w:themeColor="accent1" w:themeShade="BF"/>
+    <w:rsid w:val="00A6154A"/>
+    <w:rPr>
+      <w:rFonts w:asciiTheme="majorHAnsi" w:eastAsiaTheme="majorEastAsia" w:hAnsiTheme="majorHAnsi" w:cstheme="majorBidi"/>
+      <w:color w:val="0E2841" w:themeColor="text2"/>
+      <w:spacing w:val="-6"/>
+      <w:sz w:val="32"/>
+      <w:szCs w:val="32"/>
     </w:rPr>
   </w:style>
   <w:style w:type="character" w:styleId="IntenseReference">
@@ -2835,13 +2912,13 @@
     <w:basedOn w:val="DefaultParagraphFont"/>
     <w:uiPriority w:val="32"/>
     <w:qFormat/>
-    <w:rsid w:val="00577582"/>
+    <w:rsid w:val="00A6154A"/>
     <w:rPr>
       <w:b/>
       <w:bCs/>
       <w:smallCaps/>
-      <w:color w:val="0F4761" w:themeColor="accent1" w:themeShade="BF"/>
-      <w:spacing w:val="5"/>
+      <w:color w:val="0E2841" w:themeColor="text2"/>
+      <w:u w:val="single"/>
     </w:rPr>
   </w:style>
   <w:style w:type="table" w:styleId="TableGrid">
@@ -2849,10 +2926,6 @@
     <w:basedOn w:val="TableNormal"/>
     <w:uiPriority w:val="39"/>
     <w:rsid w:val="00577582"/>
-    <w:rPr>
-      <w:sz w:val="22"/>
-      <w:szCs w:val="22"/>
-    </w:rPr>
     <w:tblPr>
       <w:tblBorders>
         <w:top w:val="single" w:sz="4" w:space="0" w:color="auto"/>
@@ -2907,7 +2980,7 @@
     <w:basedOn w:val="DefaultParagraphFont"/>
     <w:uiPriority w:val="22"/>
     <w:qFormat/>
-    <w:rsid w:val="00F9502C"/>
+    <w:rsid w:val="00A6154A"/>
     <w:rPr>
       <w:b/>
       <w:bCs/>
@@ -2919,7 +2992,6 @@
     <w:link w:val="BodyTextChar"/>
     <w:uiPriority w:val="1"/>
     <w:unhideWhenUsed/>
-    <w:qFormat/>
     <w:rsid w:val="003D0217"/>
     <w:pPr>
       <w:widowControl w:val="0"/>
@@ -2943,7 +3015,6 @@
     <w:name w:val="Table Paragraph"/>
     <w:basedOn w:val="Normal"/>
     <w:uiPriority w:val="1"/>
-    <w:qFormat/>
     <w:rsid w:val="003D0217"/>
     <w:pPr>
       <w:widowControl w:val="0"/>
@@ -2952,10 +3023,6 @@
       <w:spacing w:line="262" w:lineRule="exact"/>
       <w:ind w:left="50"/>
     </w:pPr>
-    <w:rPr>
-      <w:sz w:val="22"/>
-      <w:szCs w:val="22"/>
-    </w:rPr>
   </w:style>
   <w:style w:type="character" w:styleId="FollowedHyperlink">
     <w:name w:val="FollowedHyperlink"/>
@@ -2977,8 +3044,6 @@
     <w:rsid w:val="00973C93"/>
     <w:rPr>
       <w:rFonts w:ascii="Times New Roman" w:eastAsia="Times New Roman" w:hAnsi="Times New Roman" w:cs="Times New Roman"/>
-      <w:kern w:val="0"/>
-      <w14:ligatures w14:val="none"/>
     </w:rPr>
   </w:style>
   <w:style w:type="character" w:styleId="CommentReference">
@@ -3051,6 +3116,96 @@
       <w:szCs w:val="20"/>
       <w14:ligatures w14:val="none"/>
     </w:rPr>
+  </w:style>
+  <w:style w:type="paragraph" w:styleId="Caption">
+    <w:name w:val="caption"/>
+    <w:basedOn w:val="Normal"/>
+    <w:next w:val="Normal"/>
+    <w:uiPriority w:val="35"/>
+    <w:semiHidden/>
+    <w:unhideWhenUsed/>
+    <w:qFormat/>
+    <w:rsid w:val="00A6154A"/>
+    <w:pPr>
+      <w:spacing w:line="240" w:lineRule="auto"/>
+    </w:pPr>
+    <w:rPr>
+      <w:b/>
+      <w:bCs/>
+      <w:smallCaps/>
+      <w:color w:val="0E2841" w:themeColor="text2"/>
+    </w:rPr>
+  </w:style>
+  <w:style w:type="character" w:styleId="Emphasis">
+    <w:name w:val="Emphasis"/>
+    <w:basedOn w:val="DefaultParagraphFont"/>
+    <w:uiPriority w:val="20"/>
+    <w:qFormat/>
+    <w:rsid w:val="00A6154A"/>
+    <w:rPr>
+      <w:i/>
+      <w:iCs/>
+    </w:rPr>
+  </w:style>
+  <w:style w:type="paragraph" w:styleId="NoSpacing">
+    <w:name w:val="No Spacing"/>
+    <w:uiPriority w:val="1"/>
+    <w:qFormat/>
+    <w:rsid w:val="00A6154A"/>
+    <w:pPr>
+      <w:spacing w:after="0" w:line="240" w:lineRule="auto"/>
+    </w:pPr>
+  </w:style>
+  <w:style w:type="character" w:styleId="SubtleEmphasis">
+    <w:name w:val="Subtle Emphasis"/>
+    <w:basedOn w:val="DefaultParagraphFont"/>
+    <w:uiPriority w:val="19"/>
+    <w:qFormat/>
+    <w:rsid w:val="00A6154A"/>
+    <w:rPr>
+      <w:i/>
+      <w:iCs/>
+      <w:color w:val="595959" w:themeColor="text1" w:themeTint="A6"/>
+    </w:rPr>
+  </w:style>
+  <w:style w:type="character" w:styleId="SubtleReference">
+    <w:name w:val="Subtle Reference"/>
+    <w:basedOn w:val="DefaultParagraphFont"/>
+    <w:uiPriority w:val="31"/>
+    <w:qFormat/>
+    <w:rsid w:val="00A6154A"/>
+    <w:rPr>
+      <w:smallCaps/>
+      <w:color w:val="595959" w:themeColor="text1" w:themeTint="A6"/>
+      <w:u w:val="none" w:color="7F7F7F" w:themeColor="text1" w:themeTint="80"/>
+      <w:bdr w:val="none" w:sz="0" w:space="0" w:color="auto"/>
+    </w:rPr>
+  </w:style>
+  <w:style w:type="character" w:styleId="BookTitle">
+    <w:name w:val="Book Title"/>
+    <w:basedOn w:val="DefaultParagraphFont"/>
+    <w:uiPriority w:val="33"/>
+    <w:qFormat/>
+    <w:rsid w:val="00A6154A"/>
+    <w:rPr>
+      <w:b/>
+      <w:bCs/>
+      <w:smallCaps/>
+      <w:spacing w:val="10"/>
+    </w:rPr>
+  </w:style>
+  <w:style w:type="paragraph" w:styleId="TOCHeading">
+    <w:name w:val="TOC Heading"/>
+    <w:basedOn w:val="Heading1"/>
+    <w:next w:val="Normal"/>
+    <w:uiPriority w:val="39"/>
+    <w:semiHidden/>
+    <w:unhideWhenUsed/>
+    <w:qFormat/>
+    <w:rsid w:val="00A6154A"/>
+    <w:pPr>
+      <w:outlineLvl w:val="9"/>
+    </w:pPr>
   </w:style>
 </w:styles>
 </file>
